--- a/resources/templates/06审计文书送达回证.docx
+++ b/resources/templates/06审计文书送达回证.docx
@@ -27,8 +27,6 @@
           <w:sz w:val="32"/>
         </w:rPr>
       </w:pPr>
-      <w:bookmarkStart w:id="0" w:name="_GoBack"/>
-      <w:bookmarkEnd w:id="0"/>
       <w:r>
         <w:rPr>
           <w:rFonts w:ascii="Times New Roman" w:hAnsi="Times New Roman" w:eastAsia="仿宋_GB2312"/>
@@ -83,9 +81,10 @@
         <w:spacing w:line="559" w:lineRule="exact"/>
         <w:textAlignment w:val="auto"/>
         <w:rPr>
-          <w:rFonts w:ascii="Times New Roman" w:hAnsi="Times New Roman" w:eastAsia="仿宋_GB2312"/>
-          <w:color w:val="FF0000"/>
-          <w:sz w:val="32"/>
+          <w:rFonts w:hint="default" w:ascii="Times New Roman" w:hAnsi="Times New Roman" w:eastAsia="仿宋_GB2312"/>
+          <w:color w:val="FF0000"/>
+          <w:sz w:val="32"/>
+          <w:lang w:val="en-US"/>
         </w:rPr>
       </w:pPr>
       <w:r>
@@ -110,10 +109,44 @@
           <w:color w:val="FF0000"/>
           <w:sz w:val="32"/>
         </w:rPr>
-        <w:t>：</w:t>
-      </w:r>
-      <w:r>
-        <w:t>{projectName}</w:t>
+        <w:t>：{</w:t>
+      </w:r>
+      <w:r>
+        <w:rPr>
+          <w:rFonts w:hint="default" w:ascii="Times New Roman" w:hAnsi="Times New Roman" w:eastAsia="仿宋_GB2312"/>
+          <w:color w:val="FF0000"/>
+          <w:sz w:val="32"/>
+          <w:lang w:val="en-US"/>
+        </w:rPr>
+        <w:t>document</w:t>
+      </w:r>
+      <w:r>
+        <w:rPr>
+          <w:rFonts w:ascii="Times New Roman" w:hAnsi="Times New Roman" w:eastAsia="仿宋_GB2312"/>
+          <w:color w:val="FF0000"/>
+          <w:sz w:val="32"/>
+        </w:rPr>
+        <w:t>Name}</w:t>
+      </w:r>
+      <w:r>
+        <w:rPr>
+          <w:rFonts w:hint="default" w:ascii="Times New Roman" w:hAnsi="Times New Roman" w:eastAsia="仿宋_GB2312"/>
+          <w:color w:val="FF0000"/>
+          <w:sz w:val="32"/>
+          <w:lang w:val="en-US"/>
+        </w:rPr>
+        <w:t>{documentNo</w:t>
+      </w:r>
+      <w:bookmarkStart w:id="0" w:name="_GoBack"/>
+      <w:bookmarkEnd w:id="0"/>
+      <w:r>
+        <w:rPr>
+          <w:rFonts w:hint="default" w:ascii="Times New Roman" w:hAnsi="Times New Roman" w:eastAsia="仿宋_GB2312"/>
+          <w:color w:val="FF0000"/>
+          <w:sz w:val="32"/>
+          <w:lang w:val="en-US"/>
+        </w:rPr>
+        <w:t>}</w:t>
       </w:r>
     </w:p>
     <w:p>
@@ -135,9 +168,10 @@
         <w:spacing w:line="559" w:lineRule="exact"/>
         <w:textAlignment w:val="auto"/>
         <w:rPr>
-          <w:rFonts w:hint="eastAsia" w:ascii="Times New Roman" w:hAnsi="Times New Roman" w:eastAsia="仿宋_GB2312"/>
-          <w:color w:val="FF0000"/>
-          <w:sz w:val="32"/>
+          <w:rFonts w:hint="default" w:ascii="Times New Roman" w:hAnsi="Times New Roman" w:eastAsia="仿宋_GB2312"/>
+          <w:color w:val="FF0000"/>
+          <w:sz w:val="32"/>
+          <w:lang w:val="en-US"/>
         </w:rPr>
       </w:pPr>
       <w:r>
@@ -200,7 +234,14 @@
         <w:t>）</w:t>
       </w:r>
       <w:r>
-        <w:t>{auditedUnit}</w:t>
+        <w:rPr>
+          <w:rFonts w:hint="default" w:ascii="Times New Roman" w:hAnsi="Times New Roman" w:eastAsia="仿宋_GB2312"/>
+          <w:i/>
+          <w:color w:val="FF0000"/>
+          <w:sz w:val="32"/>
+          <w:lang w:val="en-US"/>
+        </w:rPr>
+        <w:t xml:space="preserve"> </w:t>
       </w:r>
     </w:p>
     <w:p>
@@ -301,7 +342,58 @@
           <w:color w:val="FF0000"/>
           <w:sz w:val="32"/>
         </w:rPr>
-        <w:t xml:space="preserve"> * * * * 年 * * 月 * * 日</w:t>
+        <w:t xml:space="preserve"> </w:t>
+      </w:r>
+      <w:r>
+        <w:rPr>
+          <w:rFonts w:hint="default" w:ascii="Times New Roman" w:hAnsi="Times New Roman" w:eastAsia="仿宋_GB2312"/>
+          <w:color w:val="FF0000"/>
+          <w:sz w:val="32"/>
+          <w:lang w:val="en-US"/>
+        </w:rPr>
+        <w:t xml:space="preserve"> </w:t>
+      </w:r>
+      <w:r>
+        <w:rPr>
+          <w:rFonts w:ascii="Times New Roman" w:hAnsi="Times New Roman" w:eastAsia="仿宋_GB2312"/>
+          <w:color w:val="FF0000"/>
+          <w:sz w:val="32"/>
+        </w:rPr>
+        <w:t xml:space="preserve"> 年 </w:t>
+      </w:r>
+      <w:r>
+        <w:rPr>
+          <w:rFonts w:hint="default" w:ascii="Times New Roman" w:hAnsi="Times New Roman" w:eastAsia="仿宋_GB2312"/>
+          <w:color w:val="FF0000"/>
+          <w:sz w:val="32"/>
+          <w:lang w:val="en-US"/>
+        </w:rPr>
+        <w:t xml:space="preserve"> </w:t>
+      </w:r>
+      <w:r>
+        <w:rPr>
+          <w:rFonts w:ascii="Times New Roman" w:hAnsi="Times New Roman" w:eastAsia="仿宋_GB2312"/>
+          <w:color w:val="FF0000"/>
+          <w:sz w:val="32"/>
+        </w:rPr>
+        <w:t xml:space="preserve"> 月 </w:t>
+      </w:r>
+      <w:r>
+        <w:rPr>
+          <w:rFonts w:hint="default" w:ascii="Times New Roman" w:hAnsi="Times New Roman" w:eastAsia="仿宋_GB2312"/>
+          <w:color w:val="FF0000"/>
+          <w:sz w:val="32"/>
+          <w:lang w:val="en-US"/>
+        </w:rPr>
+        <w:t xml:space="preserve"> </w:t>
+      </w:r>
+      <w:r>
+        <w:rPr>
+          <w:rFonts w:ascii="Times New Roman" w:hAnsi="Times New Roman" w:eastAsia="仿宋_GB2312"/>
+          <w:color w:val="FF0000"/>
+          <w:sz w:val="32"/>
+        </w:rPr>
+        <w:t>日</w:t>
       </w:r>
     </w:p>
     <w:p>
@@ -426,7 +518,41 @@
           <w:color w:val="FF0000"/>
           <w:sz w:val="32"/>
         </w:rPr>
-        <w:t xml:space="preserve"> * * * * 年 * * 月 * * 日</w:t>
+        <w:t xml:space="preserve"> </w:t>
+      </w:r>
+      <w:r>
+        <w:rPr>
+          <w:rFonts w:hint="default" w:ascii="Times New Roman" w:hAnsi="Times New Roman" w:eastAsia="仿宋_GB2312"/>
+          <w:color w:val="FF0000"/>
+          <w:sz w:val="32"/>
+          <w:lang w:val="en-US"/>
+        </w:rPr>
+        <w:t xml:space="preserve"> </w:t>
+      </w:r>
+      <w:r>
+        <w:rPr>
+          <w:rFonts w:ascii="Times New Roman" w:hAnsi="Times New Roman" w:eastAsia="仿宋_GB2312"/>
+          <w:color w:val="FF0000"/>
+          <w:sz w:val="32"/>
+        </w:rPr>
+        <w:t xml:space="preserve"> 年 </w:t>
+      </w:r>
+      <w:r>
+        <w:rPr>
+          <w:rFonts w:hint="default" w:ascii="Times New Roman" w:hAnsi="Times New Roman" w:eastAsia="仿宋_GB2312"/>
+          <w:color w:val="FF0000"/>
+          <w:sz w:val="32"/>
+          <w:lang w:val="en-US"/>
+        </w:rPr>
+        <w:t xml:space="preserve"> </w:t>
+      </w:r>
+      <w:r>
+        <w:rPr>
+          <w:rFonts w:ascii="Times New Roman" w:hAnsi="Times New Roman" w:eastAsia="仿宋_GB2312"/>
+          <w:color w:val="FF0000"/>
+          <w:sz w:val="32"/>
+        </w:rPr>
+        <w:t xml:space="preserve"> 月  日</w:t>
       </w:r>
     </w:p>
     <w:p>
@@ -543,7 +669,58 @@
           <w:color w:val="FF0000"/>
           <w:sz w:val="32"/>
         </w:rPr>
-        <w:t xml:space="preserve"> * * * * 年 * * 月 * * 日</w:t>
+        <w:t xml:space="preserve"> </w:t>
+      </w:r>
+      <w:r>
+        <w:rPr>
+          <w:rFonts w:hint="default" w:ascii="Times New Roman" w:hAnsi="Times New Roman" w:eastAsia="仿宋_GB2312"/>
+          <w:color w:val="FF0000"/>
+          <w:sz w:val="32"/>
+          <w:lang w:val="en-US"/>
+        </w:rPr>
+        <w:t xml:space="preserve"> </w:t>
+      </w:r>
+      <w:r>
+        <w:rPr>
+          <w:rFonts w:ascii="Times New Roman" w:hAnsi="Times New Roman" w:eastAsia="仿宋_GB2312"/>
+          <w:color w:val="FF0000"/>
+          <w:sz w:val="32"/>
+        </w:rPr>
+        <w:t xml:space="preserve"> </w:t>
+      </w:r>
+      <w:r>
+        <w:rPr>
+          <w:rFonts w:hint="default" w:ascii="Times New Roman" w:hAnsi="Times New Roman" w:eastAsia="仿宋_GB2312"/>
+          <w:color w:val="FF0000"/>
+          <w:sz w:val="32"/>
+          <w:lang w:val="en-US"/>
+        </w:rPr>
+        <w:t xml:space="preserve"> </w:t>
+      </w:r>
+      <w:r>
+        <w:rPr>
+          <w:rFonts w:ascii="Times New Roman" w:hAnsi="Times New Roman" w:eastAsia="仿宋_GB2312"/>
+          <w:color w:val="FF0000"/>
+          <w:sz w:val="32"/>
+        </w:rPr>
+        <w:t xml:space="preserve">年 </w:t>
+      </w:r>
+      <w:r>
+        <w:rPr>
+          <w:rFonts w:hint="default" w:ascii="Times New Roman" w:hAnsi="Times New Roman" w:eastAsia="仿宋_GB2312"/>
+          <w:color w:val="FF0000"/>
+          <w:sz w:val="32"/>
+          <w:lang w:val="en-US"/>
+        </w:rPr>
+        <w:t xml:space="preserve"> </w:t>
+      </w:r>
+      <w:r>
+        <w:rPr>
+          <w:rFonts w:ascii="Times New Roman" w:hAnsi="Times New Roman" w:eastAsia="仿宋_GB2312"/>
+          <w:color w:val="FF0000"/>
+          <w:sz w:val="32"/>
+        </w:rPr>
+        <w:t xml:space="preserve"> 月  日</w:t>
       </w:r>
     </w:p>
     <w:p>
@@ -650,15 +827,7 @@
           <w:color w:val="FF0000"/>
           <w:sz w:val="32"/>
         </w:rPr>
-        <w:t>直接送达或者委托送达的，请将本送达回证填写后交还送件人；邮寄送达的，请将本送达回证寄交</w:t>
-      </w:r>
-      <w:r>
-        <w:rPr>
-          <w:rFonts w:ascii="Times New Roman" w:hAnsi="Times New Roman" w:eastAsia="仿宋_GB2312"/>
-          <w:color w:val="FF0000"/>
-          <w:sz w:val="32"/>
-        </w:rPr>
-        <w:t>* * *</w:t>
+        <w:t>直接送达或者委托送达的，请将本送达回证填写后交还送件人；邮寄送达的，请将本送达回证寄交{auditedUnit}</w:t>
       </w:r>
       <w:r>
         <w:rPr>
@@ -675,31 +844,33 @@
           <w:color w:val="FF0000"/>
           <w:sz w:val="32"/>
         </w:rPr>
-        <w:t>，地址：</w:t>
-      </w:r>
-      <w:r>
-        <w:rPr>
-          <w:rFonts w:ascii="Times New Roman" w:hAnsi="Times New Roman" w:eastAsia="仿宋_GB2312"/>
-          <w:color w:val="FF0000"/>
-          <w:sz w:val="32"/>
-        </w:rPr>
-        <w:t>* * *</w:t>
-      </w:r>
-      <w:r>
-        <w:rPr>
-          <w:rFonts w:hint="eastAsia" w:ascii="Times New Roman" w:hAnsi="Times New Roman" w:eastAsia="仿宋_GB2312"/>
-          <w:color w:val="FF0000"/>
-          <w:sz w:val="32"/>
-        </w:rPr>
-        <w:t>，邮编：</w:t>
-      </w:r>
-      <w:r>
-        <w:rPr>
-          <w:rFonts w:ascii="Times New Roman" w:hAnsi="Times New Roman" w:eastAsia="仿宋_GB2312"/>
-          <w:color w:val="FF0000"/>
-          <w:sz w:val="32"/>
-        </w:rPr>
-        <w:t>* * *</w:t>
+        <w:t>，地址：{</w:t>
+      </w:r>
+      <w:r>
+        <w:rPr>
+          <w:rFonts w:hint="eastAsia" w:ascii="Times New Roman" w:hAnsi="Times New Roman" w:eastAsia="仿宋_GB2312"/>
+          <w:color w:val="FF0000"/>
+          <w:sz w:val="32"/>
+          <w:lang w:val="en-US" w:eastAsia="zh-CN"/>
+        </w:rPr>
+        <w:t>address</w:t>
+      </w:r>
+      <w:r>
+        <w:rPr>
+          <w:rFonts w:hint="eastAsia" w:ascii="Times New Roman" w:hAnsi="Times New Roman" w:eastAsia="仿宋_GB2312"/>
+          <w:color w:val="FF0000"/>
+          <w:sz w:val="32"/>
+        </w:rPr>
+        <w:t>}，邮编：</w:t>
+      </w:r>
+      <w:r>
+        <w:rPr>
+          <w:rFonts w:hint="default" w:ascii="Times New Roman" w:hAnsi="Times New Roman" w:eastAsia="仿宋_GB2312"/>
+          <w:color w:val="FF0000"/>
+          <w:sz w:val="32"/>
+          <w:lang w:val="en-US"/>
+        </w:rPr>
+        <w:t>{postCode}</w:t>
       </w:r>
       <w:r>
         <w:rPr>

--- a/resources/templates/06审计文书送达回证.docx
+++ b/resources/templates/06审计文书送达回证.docx
@@ -135,10 +135,17 @@
           <w:sz w:val="32"/>
           <w:lang w:val="en-US"/>
         </w:rPr>
-        <w:t>{documentNo</w:t>
-      </w:r>
-      <w:bookmarkStart w:id="0" w:name="_GoBack"/>
-      <w:bookmarkEnd w:id="0"/>
+        <w:t>{</w:t>
+      </w:r>
+      <w:r>
+        <w:rPr>
+          <w:rFonts w:hint="default" w:ascii="Times New Roman" w:hAnsi="Times New Roman" w:eastAsia="仿宋_GB2312" w:cs="Times New Roman"/>
+          <w:color w:val="FF0000"/>
+          <w:sz w:val="32"/>
+          <w:lang w:val="en-US"/>
+        </w:rPr>
+        <w:t>documentNumber</w:t>
+      </w:r>
       <w:r>
         <w:rPr>
           <w:rFonts w:hint="default" w:ascii="Times New Roman" w:hAnsi="Times New Roman" w:eastAsia="仿宋_GB2312"/>
@@ -436,6 +443,8 @@
         </w:rPr>
         <w:t xml:space="preserve">       </w:t>
       </w:r>
+      <w:bookmarkStart w:id="0" w:name="_GoBack"/>
+      <w:bookmarkEnd w:id="0"/>
     </w:p>
     <w:p>
       <w:pPr>
